--- a/apps/business/public/data-room/SOCIII-Investor-Memorandum-v6.docx
+++ b/apps/business/public/data-room/SOCIII-Investor-Memorandum-v6.docx
@@ -439,7 +439,7 @@
           <w:szCs w:val="22"/>
           <w:rFonts w:ascii="Calibri" w:cs="Calibri" w:eastAsia="Calibri" w:hAnsi="Calibri"/>
         </w:rPr>
-        <w:t xml:space="preserve">345 workers live in the platform catalog today, across 24 industries — real, code-verified counts queried directly from production data, not a marketing round number. Of these, four core verticals carry a fully live, demo-verified, chat-grounded product today: Aviation (SKYE), Nursing Education (Hannah, built with Ruthie Clearwater/University of Hawaii), Real Estate (Petra), and Digital Product Passport (Elara, with Traitly). Each of these four is real production, not a finished product — every one carries known, openly-tracked gaps still being closed. The remaining ~20 industries in the catalog are real, rules-encoded worker definitions not yet carried through to a live demo surface. That gap is exactly where this capital goes: converting catalog breadth into deployed, revenue-generating verticals at the same capital-efficiency this founding team has already proven on the first four.</w:t>
+        <w:t xml:space="preserve">345 workers live in the platform catalog today, across 24 industries — real, code-verified counts queried directly from production data, not a marketing round number. Of these, four core verticals carry a fully live, demo-verified, chat-grounded product today: Aviation (SKYE), Nursing Education (Hannah, built with Ruthie Clearwater/University of Hawaii), Real Estate (Petra), and Digital Product Passport (Elara, with Traitly — engagement structure, revenue vs. validation, not yet confirmed as of this draft). Each of these four is real production, not a finished product — every one carries known, openly-tracked gaps still being closed. The remaining ~20 industries in the catalog are real, rules-encoded worker definitions not yet carried through to a live demo surface. That gap is exactly where this capital goes: converting catalog breadth into deployed, revenue-generating verticals at the same capital-efficiency this founding team has already proven on the first four.</w:t>
       </w:r>
     </w:p>
     <w:p>
@@ -473,7 +473,7 @@
           <w:szCs w:val="22"/>
           <w:rFonts w:ascii="Calibri" w:cs="Calibri" w:eastAsia="Calibri" w:hAnsi="Calibri"/>
         </w:rPr>
-        <w:t xml:space="preserve">Every one of SOCIII's four live verticals was adopted because a real regulatory or licensing requirement forced the issue — not because AI was trendy. Traitly (Elise van der Bel's real company, based in the Netherlands) needed a Digital Product Passport because EU Regulation (EU) 2023/1542 (the Battery Regulation) and its Annex XIII require one before a battery can be placed on the EU market, under the broader Ecodesign for Sustainable Products Regulation (EU) 2024/1781 (ESPR) — and SOCIII itself is separately establishing its own EU entity in Estonia for data residency and EU compliance posture, distinct from Traitly's own Netherlands base. University of Hawaii's nursing program needed clinical-hours tracking and competency logging because state nursing-board licensure and accreditation requirements demand it, not as a generic training nicety. SKYE exists because FAA Part 135/91 currency tracking, crew qualifications (14 CFR 61.56/61.57/61.23), and maintenance logbook requirements are real, mandatory, and unforgiving. Petra's title work exists because county-recording statutes and title-insurance underwriting standards are the actual substance of the job, not an optional layer on top of it. This is the real expansion thesis: SOCIII's playbook is finding the next regulated or licensed profession, not adding another vertical for its own sake — RAAS, the rules engine, is the actual reason each of these four customers showed up, not a feature bolted onto a chat product.</w:t>
+        <w:t xml:space="preserve">Every one of SOCIII's four live verticals was adopted because a real regulatory or licensing requirement forced the issue — not because AI was trendy. Traitly (Elise van der Bel's real company, based in the Netherlands) needed a Digital Product Passport because EU Regulation (EU) 2023/1542 (the Battery Regulation) and its Annex XIII require one before a battery can be placed on the EU market, under the broader Ecodesign for Sustainable Products Regulation (EU) 2024/1781 (ESPR) — and SOCIII itself is separately establishing its own EU entity in Estonia for data residency and EU compliance posture, distinct from Traitly's own Netherlands base. University of Hawaii's nursing program needed clinical-hours tracking and competency logging because state nursing-board licensure and accreditation requirements demand it, not as a generic training nicety. SKYE exists because FAA Part 135/91 currency tracking, crew qualifications (14 CFR 61.56/61.57/61.23), and maintenance logbook requirements are real, mandatory, and unforgiving. Petra's title work exists because county-recording statutes and title-insurance underwriting standards are the actual substance of the job, not an optional layer on top of it. This is the real expansion thesis: SOCIII's playbook is finding the next regulated or licensed profession, not adding another vertical for its own sake — RAAS, the rules engine, is why each of these engagements is structured the way it is, not a feature bolted onto a chat product.</w:t>
       </w:r>
     </w:p>
     <w:p>
@@ -742,7 +742,7 @@
           <w:szCs w:val="22"/>
           <w:rFonts w:ascii="Calibri" w:cs="Calibri" w:eastAsia="Calibri" w:hAnsi="Calibri"/>
         </w:rPr>
-        <w:t xml:space="preserve">An open, rolling YC-style SAFE round. Minimum viable close: $500K (clears real, bank-verified debt and extends operating runway 1–2 years). Base target: $2M (funds the 18-month commercial launch plan and extends runway a few years — see Part VII.4 for the reconciled math). Open to strategic capital up to $5M+ if the right partners participate. Pricing is anchored to the AI-agent-platform comp set and finalized with the lead investor; vertical-AI references (Harvey AI at ~$3B, unverified as of this draft — worth a fresh check before final distribution) anchor the upside framing. The founder self-funded the prior twelve months of personal runway; SOCIII is choosing this raise rather than requiring it.</w:t>
+        <w:t xml:space="preserve">An open, rolling YC-style SAFE round. Minimum viable close: $500K (clears real, bank-verified debt and extends operating runway 1–2 years). Base target: $2M (funds the 18-month commercial launch plan and extends runway a few years — see Part VII.3 for the reconciled math). Open to strategic capital up to $5M+ if the right partners participate. Pricing is anchored to the AI-agent-platform comp set and finalized with the lead investor — see Part III.2 for the comp framing used. The founder self-funded the prior twelve months of personal runway; SOCIII is choosing this raise rather than requiring it.</w:t>
       </w:r>
     </w:p>
     <w:p>
@@ -902,7 +902,7 @@
           <w:szCs w:val="22"/>
           <w:rFonts w:ascii="Calibri" w:cs="Calibri" w:eastAsia="Calibri" w:hAnsi="Calibri"/>
         </w:rPr>
-        <w:t xml:space="preserve">Creators earn 75% of every subscription and 20% of data fees against workers they build. SOCIII's growth bottleneck becomes the labor pool of professionals willing to participate, not the labor pool of engineers it can hire — a sales/creator-recruitment scaling model, not an engineering-headcount scaling model. See Part III.3.</w:t>
+        <w:t xml:space="preserve">Creators earn 75% of every subscription and 20% of data fees against workers they build. Proven so far: this mechanism works for the workers the founding team itself has built (Alex, Marketing, Accounting, HR, Contacts, Control Center). Not yet proven: outside domain experts building and monetizing their own workers at marketplace scale — that is the growth thesis, not a settled operating fact. See Part III.3.</w:t>
       </w:r>
     </w:p>
     <w:p>
@@ -977,7 +977,7 @@
           <w:szCs w:val="22"/>
           <w:rFonts w:ascii="Calibri" w:cs="Calibri" w:eastAsia="Calibri" w:hAnsi="Calibri"/>
         </w:rPr>
-        <w:t xml:space="preserve">The category is not new — Salesforce, Microsoft, and Google have all shipped agent-branded products; NanoClaw raised $12M on enterprise positioning (reported, not independently re-verified this pass); LangChain and AutoGen have matured from research toolkits to production frameworks; Hugging Face anchors the open-model/open-tooling end of the category — but none of those platforms is structured to recruit and pay the domain experts whose judgment makes the work valuable in the first place.</w:t>
+        <w:t xml:space="preserve">The category is not new — Salesforce, Microsoft, and Google have all shipped agent-branded products; NanoClaw has raised real venture capital on enterprise positioning (specific figures unverified this pass, omitted rather than hedged); LangChain and AutoGen have matured from research toolkits to production frameworks; Hugging Face anchors the open-model/open-tooling end of the category — but none of those platforms is structured to recruit and pay the domain experts whose judgment makes the work valuable in the first place.</w:t>
       </w:r>
     </w:p>
     <w:p>
@@ -1927,7 +1927,7 @@
           <w:szCs w:val="22"/>
           <w:rFonts w:ascii="Calibri" w:cs="Calibri" w:eastAsia="Calibri" w:hAnsi="Calibri"/>
         </w:rPr>
-        <w:t xml:space="preserve">External reference points, not our own model: pre-seed sits around ~$50M; verified vertical AI (Harvey AI, unverified as of this draft) around $3B; replaceable legacy SaaS in the $40–300B range; unreachable general-purpose platforms near $157B. Harvey AI is the closest single comp to SOCIII's positioning by vertical-AI thesis. These figures are third-party references for round-sizing context, not a projection of SOCIII's own outcome — see Part VII.5 for the actual modeled scenarios.</w:t>
+        <w:t xml:space="preserve">External reference points, not our own model: the category spans pre-seed platforms, verified vertical-AI companies, replaceable legacy SaaS incumbents, and general-purpose foundation-model platforms — specific valuation figures for these are omitted here rather than presented as hedged-but-unverified numbers (a caveat next to a number doesn't stop it anchoring a reader's eye); a sourced, current comp analysis belongs in the Data Room before this is used in front of an investor. Harvey AI is the closest single comp to SOCIII's positioning by vertical-AI thesis. These are third-party reference points for round-sizing context, not a projection of SOCIII's own outcome — see Part VII.4 for the actual modeled scenarios.</w:t>
       </w:r>
     </w:p>
     <w:p>
@@ -2046,7 +2046,7 @@
                 <w:szCs w:val="20"/>
                 <w:rFonts w:ascii="Calibri" w:cs="Calibri" w:eastAsia="Calibri" w:hAnsi="Calibri"/>
               </w:rPr>
-              <w:t xml:space="preserve">Grows by recruiting domain experts and salespeople — not an engineering org that grows linearly with customer count. New verticals do not require new engineering hires. Team-size growth scales with platform and ops needs, not implementation work.</w:t>
+              <w:t xml:space="preserve">The thesis: grows by recruiting domain experts and salespeople, not an engineering org that grows linearly with customer count — proven so far only by the founding team's own worker-building, not yet by outside creators at scale. If it holds, new verticals do not require new engineering hires and team-size growth scales with platform and ops needs, not implementation work.</w:t>
             </w:r>
           </w:p>
         </w:tc>
@@ -2067,7 +2067,7 @@
           <w:szCs w:val="22"/>
           <w:rFonts w:ascii="Calibri" w:cs="Calibri" w:eastAsia="Calibri" w:hAnsi="Calibri"/>
         </w:rPr>
-        <w:t xml:space="preserve">Stated plainly: SOCIII does not need to hire 5,000 engineers to cover 24 industries. It needs to recruit domain experts (who build their own workers, paid on commission via the 75% creator share) and a small sales/BD function to activate each professional community. The growth ceiling is the labor pool of professionals willing to monetize their knowledge — a fundamentally larger, and fundamentally cheaper to recruit, number than solution-architect labor.</w:t>
+        <w:t xml:space="preserve">Stated plainly: the thesis is that SOCIII does not need to hire 5,000 engineers to cover 24 industries — it needs to recruit domain experts (who build their own workers, paid on commission via the 75% creator share) and a small sales/BD function to activate each professional community. This is proven in principle by the founding team's own worker-building; it is not yet proven that outside domain experts will build and monetize workers at scale. If the thesis holds, the growth ceiling is the labor pool of professionals willing to monetize their knowledge — a fundamentally larger, and fundamentally cheaper to recruit, number than solution-architect labor.</w:t>
       </w:r>
     </w:p>
     <w:p>
@@ -3015,7 +3015,7 @@
                 <w:szCs w:val="20"/>
                 <w:rFonts w:ascii="Calibri" w:cs="Calibri" w:eastAsia="Calibri" w:hAnsi="Calibri"/>
               </w:rPr>
-              <w:t xml:space="preserve">Live. EU entity registration and E&amp;O insurance openly shown as not-yet-bound, by design.</w:t>
+              <w:t xml:space="preserve">Live — engagement structure (revenue vs. validation) not yet confirmed as of this draft. EU entity registration and E&amp;O insurance openly shown as not-yet-bound, by design.</w:t>
             </w:r>
           </w:p>
         </w:tc>
@@ -3399,7 +3399,7 @@
                 <w:szCs w:val="20"/>
                 <w:rFonts w:ascii="Calibri" w:cs="Calibri" w:eastAsia="Calibri" w:hAnsi="Calibri"/>
               </w:rPr>
-              <w:t xml:space="preserve">Live, real partnership — Traitly, DPP EU.</w:t>
+              <w:t xml:space="preserve">Live, real partnership — Traitly, DPP EU. Revenue vs. validation status not yet confirmed as of this draft (see Part IV.3).</w:t>
             </w:r>
           </w:p>
         </w:tc>
@@ -3886,6 +3886,24 @@
           <w:rFonts w:ascii="Calibri" w:cs="Calibri" w:eastAsia="Calibri" w:hAnsi="Calibri"/>
         </w:rPr>
         <w:t xml:space="preserve">6.1 Cap table (illustrative post-round)</w:t>
+      </w:r>
+    </w:p>
+    <w:p>
+      <w:pPr>
+        <w:spacing w:after="200" w:before="0"/>
+      </w:pPr>
+      <w:r>
+        <w:rPr>
+          <w:b w:val="false"/>
+          <w:bCs w:val="false"/>
+          <w:i w:val="false"/>
+          <w:iCs w:val="false"/>
+          <w:color w:val="1a1a1a"/>
+          <w:sz w:val="22"/>
+          <w:szCs w:val="22"/>
+          <w:rFonts w:ascii="Calibri" w:cs="Calibri" w:eastAsia="Calibri" w:hAnsi="Calibri"/>
+        </w:rPr>
+        <w:t xml:space="preserve">Illustrative at the $2M Base raise (see Part VII.3). No specific valuation cap is fixed as of this draft — pricing is anchored to the AI-agent-platform comp set and finalized with the lead investor (Part IX). Dilution at $500K or $5M+ would differ materially from the figures below; do not read ~4.3% as valid across the full $500K–$5M+ range.</w:t>
       </w:r>
     </w:p>
     <w:tbl>
@@ -5365,7 +5383,7 @@
                 <w:szCs w:val="20"/>
                 <w:rFonts w:ascii="Calibri" w:cs="Calibri" w:eastAsia="Calibri" w:hAnsi="Calibri"/>
               </w:rPr>
-              <w:t xml:space="preserve">At $25K/mo fixed overhead, this funds approximately 34 months (~2.9 years) of runway — "a few years," per plan.</w:t>
+              <w:t xml:space="preserve">This is the remaining balance after debt service, conferences, and network activation — not an independently-budgeted line. At $25K/mo fixed overhead it funds approximately 34 months (~2.9 years) of runway — "a few years," per plan.</w:t>
             </w:r>
           </w:p>
         </w:tc>
@@ -6381,7 +6399,7 @@
           <w:szCs w:val="22"/>
           <w:rFonts w:ascii="Calibri" w:cs="Calibri" w:eastAsia="Calibri" w:hAnsi="Calibri"/>
         </w:rPr>
-        <w:t xml:space="preserve">Illustrative model only — not a projection, promise, or forward-looking statement. The Worst scenario is sized against the $500K minimum close (1–2 years runway, per Part VII.3); the Base scenario is sized against the $2M target raise (a few years runway). Full model with monthly cash trajectories is in the Data Room.</w:t>
+        <w:t xml:space="preserve">Illustrative model only — not a projection, promise, or forward-looking statement. Two independent axes, not paired: raise size (Part VII.3) determines runway only — $500K funds ~1.2 years, $2M funds ~2.9 years, regardless of growth rate. Subscriber growth rate (Worst/Base/Best, above) is a separate, independent variable describing revenue trajectory, not a function of how much is raised — hitting Best-case growth is possible on either raise size, and so is hitting Worst-case growth on either. The two should not be read as a paired "smaller raise = worse growth" story. Full model with monthly cash trajectories is in the Data Room.</w:t>
       </w:r>
     </w:p>
     <w:p>
@@ -7017,6 +7035,24 @@
           <w:rFonts w:ascii="Calibri" w:cs="Calibri" w:eastAsia="Calibri" w:hAnsi="Calibri"/>
         </w:rPr>
         <w:t xml:space="preserve">4. "Harvey AI at ~$3B" and "NanoClaw raised $12M in six weeks" are unverified, time-sensitive comp claims — worth a fresh check before final distribution.</w:t>
+      </w:r>
+    </w:p>
+    <w:p>
+      <w:pPr>
+        <w:spacing w:after="200" w:before="0"/>
+      </w:pPr>
+      <w:r>
+        <w:rPr>
+          <w:b w:val="false"/>
+          <w:bCs w:val="false"/>
+          <w:i w:val="false"/>
+          <w:iCs w:val="false"/>
+          <w:color w:val="1a1a1a"/>
+          <w:sz w:val="22"/>
+          <w:szCs w:val="22"/>
+          <w:rFonts w:ascii="Calibri" w:cs="Calibri" w:eastAsia="Calibri" w:hAnsi="Calibri"/>
+        </w:rPr>
+        <w:t xml:space="preserve">5. The "$150K MRR" Series A trigger (Parts V.3, VI, VII.4, IX) and the "30% equity pool" (Part VI.1) were both previously removed from the investor deck in an earlier round specifically because they could not be verified. They appear here as settled fact with no flag. Confirm whether these are current, intentional targets Sean/Kent have actually set (in which case they are real internal facts, not third-party claims, and should be restored to the deck too) or stale/inherited placeholders that need updating — do not treat their presence here as confirmation either way.</w:t>
       </w:r>
     </w:p>
     <w:sectPr>

--- a/apps/business/public/data-room/SOCIII-Investor-Memorandum-v6.docx
+++ b/apps/business/public/data-room/SOCIII-Investor-Memorandum-v6.docx
@@ -3846,7 +3846,7 @@
           <w:szCs w:val="22"/>
           <w:rFonts w:ascii="Calibri" w:cs="Calibri" w:eastAsia="Calibri" w:hAnsi="Calibri"/>
         </w:rPr>
-        <w:t xml:space="preserve">Sole-manager governance. Sean is the sole founder structurally; the company operates under sole-manager governance through the Series A trigger ($150K MRR).</w:t>
+        <w:t xml:space="preserve">Sole-manager governance. Sean is the sole founder structurally; the company operates under sole-manager governance through the company’s Series A round.</w:t>
       </w:r>
     </w:p>
     <w:p>
@@ -3885,7 +3885,1027 @@
           <w:szCs w:val="26"/>
           <w:rFonts w:ascii="Calibri" w:cs="Calibri" w:eastAsia="Calibri" w:hAnsi="Calibri"/>
         </w:rPr>
-        <w:t xml:space="preserve">6.1 Cap table (illustrative post-round)</w:t>
+        <w:t xml:space="preserve">6.1 Current Capitalization (As of Jul 28, 2026, Unaudited)</w:t>
+      </w:r>
+    </w:p>
+    <w:p>
+      <w:pPr>
+        <w:spacing w:after="200" w:before="0"/>
+      </w:pPr>
+      <w:r>
+        <w:rPr>
+          <w:b w:val="false"/>
+          <w:bCs w:val="false"/>
+          <w:i w:val="false"/>
+          <w:iCs w:val="false"/>
+          <w:color w:val="1a1a1a"/>
+          <w:sz w:val="22"/>
+          <w:szCs w:val="22"/>
+          <w:rFonts w:ascii="Calibri" w:cs="Calibri" w:eastAsia="Calibri" w:hAnsi="Calibri"/>
+        </w:rPr>
+        <w:t xml:space="preserve">No changes from the prior version of this table — reproduced here for reference. This is the real, current pre-round capitalization; the post-round illustrative dilution table that follows (Part VI.2) is modeled on top of this real structure.</w:t>
+      </w:r>
+    </w:p>
+    <w:p>
+      <w:pPr>
+        <w:spacing w:after="80" w:before="0"/>
+      </w:pPr>
+      <w:r>
+        <w:rPr>
+          <w:b/>
+          <w:bCs/>
+          <w:color w:val="1a1a1a"/>
+          <w:sz w:val="22"/>
+          <w:szCs w:val="22"/>
+          <w:rFonts w:ascii="Calibri" w:cs="Calibri" w:eastAsia="Calibri" w:hAnsi="Calibri"/>
+        </w:rPr>
+        <w:t xml:space="preserve">Modeling assumptions, confirmed by Sean:</w:t>
+      </w:r>
+    </w:p>
+    <w:p>
+      <w:pPr>
+        <w:numPr>
+          <w:ilvl w:val="0"/>
+          <w:numId w:val="1"/>
+        </w:numPr>
+        <w:spacing w:after="80" w:before="0"/>
+      </w:pPr>
+      <w:r>
+        <w:rPr>
+          <w:color w:val="1a1a1a"/>
+          <w:sz w:val="22"/>
+          <w:szCs w:val="22"/>
+          <w:rFonts w:ascii="Calibri" w:cs="Calibri" w:eastAsia="Calibri" w:hAnsi="Calibri"/>
+        </w:rPr>
+        <w:t xml:space="preserve">Fixed pool of 10,000,000 shares total (not growing as advisors are added) — every 2% advisor grant is exactly 200,000 shares.</w:t>
+      </w:r>
+    </w:p>
+    <w:p>
+      <w:pPr>
+        <w:numPr>
+          <w:ilvl w:val="0"/>
+          <w:numId w:val="1"/>
+        </w:numPr>
+        <w:spacing w:after="80" w:before="0"/>
+      </w:pPr>
+      <w:r>
+        <w:rPr>
+          <w:color w:val="1a1a1a"/>
+          <w:sz w:val="22"/>
+          <w:szCs w:val="22"/>
+          <w:rFonts w:ascii="Calibri" w:cs="Calibri" w:eastAsia="Calibri" w:hAnsi="Calibri"/>
+        </w:rPr>
+        <w:t xml:space="preserve">Kent Redwine: 5% (startup) + 2% (advisor) = 7% earned now, plus a separate, not-yet-earned upside of up to 10% more.</w:t>
+      </w:r>
+    </w:p>
+    <w:p>
+      <w:pPr>
+        <w:numPr>
+          <w:ilvl w:val="0"/>
+          <w:numId w:val="1"/>
+        </w:numPr>
+        <w:spacing w:after="80" w:before="0"/>
+      </w:pPr>
+      <w:r>
+        <w:rPr>
+          <w:color w:val="1a1a1a"/>
+          <w:sz w:val="22"/>
+          <w:szCs w:val="22"/>
+          <w:rFonts w:ascii="Calibri" w:cs="Calibri" w:eastAsia="Calibri" w:hAnsi="Calibri"/>
+        </w:rPr>
+        <w:t xml:space="preserve">Sean's Option/Warrant Pool: 20% of Sean's remaining stake after advisor carve-outs, held by him, issuable at his discretion — a ceiling, not a mandatory allocation.</w:t>
+      </w:r>
+    </w:p>
+    <w:p>
+      <w:pPr>
+        <w:spacing w:after="80" w:before="0"/>
+      </w:pPr>
+      <w:r>
+        <w:rPr>
+          <w:b/>
+          <w:bCs/>
+          <w:color w:val="1a1a1a"/>
+          <w:sz w:val="22"/>
+          <w:szCs w:val="22"/>
+          <w:rFonts w:ascii="Calibri" w:cs="Calibri" w:eastAsia="Calibri" w:hAnsi="Calibri"/>
+        </w:rPr>
+        <w:t xml:space="preserve">Pro Forma Ownership — Current (Earned Grants Only):</w:t>
+      </w:r>
+    </w:p>
+    <w:tbl>
+      <w:tblPr>
+        <w:tblW w:type="pct" w:w="100%"/>
+        <w:tblBorders>
+          <w:top w:val="single" w:color="auto" w:sz="4"/>
+          <w:left w:val="single" w:color="auto" w:sz="4"/>
+          <w:bottom w:val="single" w:color="auto" w:sz="4"/>
+          <w:right w:val="single" w:color="auto" w:sz="4"/>
+          <w:insideH w:val="single" w:color="auto" w:sz="4"/>
+          <w:insideV w:val="single" w:color="auto" w:sz="4"/>
+        </w:tblBorders>
+      </w:tblPr>
+      <w:tblGrid>
+        <w:gridCol w:w="160"/>
+        <w:gridCol w:w="100"/>
+        <w:gridCol w:w="80"/>
+      </w:tblGrid>
+      <w:tr>
+        <w:tc>
+          <w:tcPr>
+            <w:shd w:color="EEE6FF" w:val="solid"/>
+          </w:tcPr>
+          <w:p>
+            <w:r>
+              <w:rPr>
+                <w:b/>
+                <w:bCs/>
+                <w:color w:val="1a1a1a"/>
+                <w:sz w:val="20"/>
+                <w:szCs w:val="20"/>
+                <w:rFonts w:ascii="Calibri" w:cs="Calibri" w:eastAsia="Calibri" w:hAnsi="Calibri"/>
+              </w:rPr>
+              <w:t xml:space="preserve">Holder</w:t>
+            </w:r>
+          </w:p>
+        </w:tc>
+        <w:tc>
+          <w:tcPr>
+            <w:shd w:color="EEE6FF" w:val="solid"/>
+          </w:tcPr>
+          <w:p>
+            <w:r>
+              <w:rPr>
+                <w:b/>
+                <w:bCs/>
+                <w:color w:val="1a1a1a"/>
+                <w:sz w:val="20"/>
+                <w:szCs w:val="20"/>
+                <w:rFonts w:ascii="Calibri" w:cs="Calibri" w:eastAsia="Calibri" w:hAnsi="Calibri"/>
+              </w:rPr>
+              <w:t xml:space="preserve">Shares</w:t>
+            </w:r>
+          </w:p>
+        </w:tc>
+        <w:tc>
+          <w:tcPr>
+            <w:shd w:color="EEE6FF" w:val="solid"/>
+          </w:tcPr>
+          <w:p>
+            <w:r>
+              <w:rPr>
+                <w:b/>
+                <w:bCs/>
+                <w:color w:val="1a1a1a"/>
+                <w:sz w:val="20"/>
+                <w:szCs w:val="20"/>
+                <w:rFonts w:ascii="Calibri" w:cs="Calibri" w:eastAsia="Calibri" w:hAnsi="Calibri"/>
+              </w:rPr>
+              <w:t xml:space="preserve">% of Pool</w:t>
+            </w:r>
+          </w:p>
+        </w:tc>
+      </w:tr>
+      <w:tr>
+        <w:tc>
+          <w:tcPr/>
+          <w:p>
+            <w:r>
+              <w:rPr>
+                <w:b w:val="false"/>
+                <w:bCs w:val="false"/>
+                <w:color w:val="1a1a1a"/>
+                <w:sz w:val="20"/>
+                <w:szCs w:val="20"/>
+                <w:rFonts w:ascii="Calibri" w:cs="Calibri" w:eastAsia="Calibri" w:hAnsi="Calibri"/>
+              </w:rPr>
+              <w:t xml:space="preserve">Sean Lee Combs (net)</w:t>
+            </w:r>
+          </w:p>
+        </w:tc>
+        <w:tc>
+          <w:tcPr/>
+          <w:p>
+            <w:r>
+              <w:rPr>
+                <w:b w:val="false"/>
+                <w:bCs w:val="false"/>
+                <w:color w:val="1a1a1a"/>
+                <w:sz w:val="20"/>
+                <w:szCs w:val="20"/>
+                <w:rFonts w:ascii="Calibri" w:cs="Calibri" w:eastAsia="Calibri" w:hAnsi="Calibri"/>
+              </w:rPr>
+              <w:t xml:space="preserve">6,480,000</w:t>
+            </w:r>
+          </w:p>
+        </w:tc>
+        <w:tc>
+          <w:tcPr/>
+          <w:p>
+            <w:r>
+              <w:rPr>
+                <w:b w:val="false"/>
+                <w:bCs w:val="false"/>
+                <w:color w:val="1a1a1a"/>
+                <w:sz w:val="20"/>
+                <w:szCs w:val="20"/>
+                <w:rFonts w:ascii="Calibri" w:cs="Calibri" w:eastAsia="Calibri" w:hAnsi="Calibri"/>
+              </w:rPr>
+              <w:t xml:space="preserve">64.80%</w:t>
+            </w:r>
+          </w:p>
+        </w:tc>
+      </w:tr>
+      <w:tr>
+        <w:tc>
+          <w:tcPr/>
+          <w:p>
+            <w:r>
+              <w:rPr>
+                <w:b w:val="false"/>
+                <w:bCs w:val="false"/>
+                <w:color w:val="1a1a1a"/>
+                <w:sz w:val="20"/>
+                <w:szCs w:val="20"/>
+                <w:rFonts w:ascii="Calibri" w:cs="Calibri" w:eastAsia="Calibri" w:hAnsi="Calibri"/>
+              </w:rPr>
+              <w:t xml:space="preserve">Sean Lee Combs — Option &amp; Warrant Pool</w:t>
+            </w:r>
+          </w:p>
+        </w:tc>
+        <w:tc>
+          <w:tcPr/>
+          <w:p>
+            <w:r>
+              <w:rPr>
+                <w:b w:val="false"/>
+                <w:bCs w:val="false"/>
+                <w:color w:val="1a1a1a"/>
+                <w:sz w:val="20"/>
+                <w:szCs w:val="20"/>
+                <w:rFonts w:ascii="Calibri" w:cs="Calibri" w:eastAsia="Calibri" w:hAnsi="Calibri"/>
+              </w:rPr>
+              <w:t xml:space="preserve">1,620,000</w:t>
+            </w:r>
+          </w:p>
+        </w:tc>
+        <w:tc>
+          <w:tcPr/>
+          <w:p>
+            <w:r>
+              <w:rPr>
+                <w:b w:val="false"/>
+                <w:bCs w:val="false"/>
+                <w:color w:val="1a1a1a"/>
+                <w:sz w:val="20"/>
+                <w:szCs w:val="20"/>
+                <w:rFonts w:ascii="Calibri" w:cs="Calibri" w:eastAsia="Calibri" w:hAnsi="Calibri"/>
+              </w:rPr>
+              <w:t xml:space="preserve">16.20%</w:t>
+            </w:r>
+          </w:p>
+        </w:tc>
+      </w:tr>
+      <w:tr>
+        <w:tc>
+          <w:tcPr/>
+          <w:p>
+            <w:r>
+              <w:rPr>
+                <w:b w:val="false"/>
+                <w:bCs w:val="false"/>
+                <w:color w:val="1a1a1a"/>
+                <w:sz w:val="20"/>
+                <w:szCs w:val="20"/>
+                <w:rFonts w:ascii="Calibri" w:cs="Calibri" w:eastAsia="Calibri" w:hAnsi="Calibri"/>
+              </w:rPr>
+              <w:t xml:space="preserve">Kent Redwine</w:t>
+            </w:r>
+          </w:p>
+        </w:tc>
+        <w:tc>
+          <w:tcPr/>
+          <w:p>
+            <w:r>
+              <w:rPr>
+                <w:b w:val="false"/>
+                <w:bCs w:val="false"/>
+                <w:color w:val="1a1a1a"/>
+                <w:sz w:val="20"/>
+                <w:szCs w:val="20"/>
+                <w:rFonts w:ascii="Calibri" w:cs="Calibri" w:eastAsia="Calibri" w:hAnsi="Calibri"/>
+              </w:rPr>
+              <w:t xml:space="preserve">700,000</w:t>
+            </w:r>
+          </w:p>
+        </w:tc>
+        <w:tc>
+          <w:tcPr/>
+          <w:p>
+            <w:r>
+              <w:rPr>
+                <w:b w:val="false"/>
+                <w:bCs w:val="false"/>
+                <w:color w:val="1a1a1a"/>
+                <w:sz w:val="20"/>
+                <w:szCs w:val="20"/>
+                <w:rFonts w:ascii="Calibri" w:cs="Calibri" w:eastAsia="Calibri" w:hAnsi="Calibri"/>
+              </w:rPr>
+              <w:t xml:space="preserve">7.00%</w:t>
+            </w:r>
+          </w:p>
+        </w:tc>
+      </w:tr>
+      <w:tr>
+        <w:tc>
+          <w:tcPr/>
+          <w:p>
+            <w:r>
+              <w:rPr>
+                <w:b w:val="false"/>
+                <w:bCs w:val="false"/>
+                <w:color w:val="1a1a1a"/>
+                <w:sz w:val="20"/>
+                <w:szCs w:val="20"/>
+                <w:rFonts w:ascii="Calibri" w:cs="Calibri" w:eastAsia="Calibri" w:hAnsi="Calibri"/>
+              </w:rPr>
+              <w:t xml:space="preserve">Scott Eschelman</w:t>
+            </w:r>
+          </w:p>
+        </w:tc>
+        <w:tc>
+          <w:tcPr/>
+          <w:p>
+            <w:r>
+              <w:rPr>
+                <w:b w:val="false"/>
+                <w:bCs w:val="false"/>
+                <w:color w:val="1a1a1a"/>
+                <w:sz w:val="20"/>
+                <w:szCs w:val="20"/>
+                <w:rFonts w:ascii="Calibri" w:cs="Calibri" w:eastAsia="Calibri" w:hAnsi="Calibri"/>
+              </w:rPr>
+              <w:t xml:space="preserve">200,000</w:t>
+            </w:r>
+          </w:p>
+        </w:tc>
+        <w:tc>
+          <w:tcPr/>
+          <w:p>
+            <w:r>
+              <w:rPr>
+                <w:b w:val="false"/>
+                <w:bCs w:val="false"/>
+                <w:color w:val="1a1a1a"/>
+                <w:sz w:val="20"/>
+                <w:szCs w:val="20"/>
+                <w:rFonts w:ascii="Calibri" w:cs="Calibri" w:eastAsia="Calibri" w:hAnsi="Calibri"/>
+              </w:rPr>
+              <w:t xml:space="preserve">2.00%</w:t>
+            </w:r>
+          </w:p>
+        </w:tc>
+      </w:tr>
+      <w:tr>
+        <w:tc>
+          <w:tcPr/>
+          <w:p>
+            <w:r>
+              <w:rPr>
+                <w:b w:val="false"/>
+                <w:bCs w:val="false"/>
+                <w:color w:val="1a1a1a"/>
+                <w:sz w:val="20"/>
+                <w:szCs w:val="20"/>
+                <w:rFonts w:ascii="Calibri" w:cs="Calibri" w:eastAsia="Calibri" w:hAnsi="Calibri"/>
+              </w:rPr>
+              <w:t xml:space="preserve">Kim Bennett</w:t>
+            </w:r>
+          </w:p>
+        </w:tc>
+        <w:tc>
+          <w:tcPr/>
+          <w:p>
+            <w:r>
+              <w:rPr>
+                <w:b w:val="false"/>
+                <w:bCs w:val="false"/>
+                <w:color w:val="1a1a1a"/>
+                <w:sz w:val="20"/>
+                <w:szCs w:val="20"/>
+                <w:rFonts w:ascii="Calibri" w:cs="Calibri" w:eastAsia="Calibri" w:hAnsi="Calibri"/>
+              </w:rPr>
+              <w:t xml:space="preserve">200,000</w:t>
+            </w:r>
+          </w:p>
+        </w:tc>
+        <w:tc>
+          <w:tcPr/>
+          <w:p>
+            <w:r>
+              <w:rPr>
+                <w:b w:val="false"/>
+                <w:bCs w:val="false"/>
+                <w:color w:val="1a1a1a"/>
+                <w:sz w:val="20"/>
+                <w:szCs w:val="20"/>
+                <w:rFonts w:ascii="Calibri" w:cs="Calibri" w:eastAsia="Calibri" w:hAnsi="Calibri"/>
+              </w:rPr>
+              <w:t xml:space="preserve">2.00%</w:t>
+            </w:r>
+          </w:p>
+        </w:tc>
+      </w:tr>
+      <w:tr>
+        <w:tc>
+          <w:tcPr/>
+          <w:p>
+            <w:r>
+              <w:rPr>
+                <w:b w:val="false"/>
+                <w:bCs w:val="false"/>
+                <w:color w:val="1a1a1a"/>
+                <w:sz w:val="20"/>
+                <w:szCs w:val="20"/>
+                <w:rFonts w:ascii="Calibri" w:cs="Calibri" w:eastAsia="Calibri" w:hAnsi="Calibri"/>
+              </w:rPr>
+              <w:t xml:space="preserve">Ruthie Clearwater</w:t>
+            </w:r>
+          </w:p>
+        </w:tc>
+        <w:tc>
+          <w:tcPr/>
+          <w:p>
+            <w:r>
+              <w:rPr>
+                <w:b w:val="false"/>
+                <w:bCs w:val="false"/>
+                <w:color w:val="1a1a1a"/>
+                <w:sz w:val="20"/>
+                <w:szCs w:val="20"/>
+                <w:rFonts w:ascii="Calibri" w:cs="Calibri" w:eastAsia="Calibri" w:hAnsi="Calibri"/>
+              </w:rPr>
+              <w:t xml:space="preserve">200,000</w:t>
+            </w:r>
+          </w:p>
+        </w:tc>
+        <w:tc>
+          <w:tcPr/>
+          <w:p>
+            <w:r>
+              <w:rPr>
+                <w:b w:val="false"/>
+                <w:bCs w:val="false"/>
+                <w:color w:val="1a1a1a"/>
+                <w:sz w:val="20"/>
+                <w:szCs w:val="20"/>
+                <w:rFonts w:ascii="Calibri" w:cs="Calibri" w:eastAsia="Calibri" w:hAnsi="Calibri"/>
+              </w:rPr>
+              <w:t xml:space="preserve">2.00%</w:t>
+            </w:r>
+          </w:p>
+        </w:tc>
+      </w:tr>
+      <w:tr>
+        <w:tc>
+          <w:tcPr/>
+          <w:p>
+            <w:r>
+              <w:rPr>
+                <w:b w:val="false"/>
+                <w:bCs w:val="false"/>
+                <w:color w:val="1a1a1a"/>
+                <w:sz w:val="20"/>
+                <w:szCs w:val="20"/>
+                <w:rFonts w:ascii="Calibri" w:cs="Calibri" w:eastAsia="Calibri" w:hAnsi="Calibri"/>
+              </w:rPr>
+              <w:t xml:space="preserve">Elise van der Bel</w:t>
+            </w:r>
+          </w:p>
+        </w:tc>
+        <w:tc>
+          <w:tcPr/>
+          <w:p>
+            <w:r>
+              <w:rPr>
+                <w:b w:val="false"/>
+                <w:bCs w:val="false"/>
+                <w:color w:val="1a1a1a"/>
+                <w:sz w:val="20"/>
+                <w:szCs w:val="20"/>
+                <w:rFonts w:ascii="Calibri" w:cs="Calibri" w:eastAsia="Calibri" w:hAnsi="Calibri"/>
+              </w:rPr>
+              <w:t xml:space="preserve">200,000</w:t>
+            </w:r>
+          </w:p>
+        </w:tc>
+        <w:tc>
+          <w:tcPr/>
+          <w:p>
+            <w:r>
+              <w:rPr>
+                <w:b w:val="false"/>
+                <w:bCs w:val="false"/>
+                <w:color w:val="1a1a1a"/>
+                <w:sz w:val="20"/>
+                <w:szCs w:val="20"/>
+                <w:rFonts w:ascii="Calibri" w:cs="Calibri" w:eastAsia="Calibri" w:hAnsi="Calibri"/>
+              </w:rPr>
+              <w:t xml:space="preserve">2.00%</w:t>
+            </w:r>
+          </w:p>
+        </w:tc>
+      </w:tr>
+      <w:tr>
+        <w:tc>
+          <w:tcPr/>
+          <w:p>
+            <w:r>
+              <w:rPr>
+                <w:b w:val="false"/>
+                <w:bCs w:val="false"/>
+                <w:color w:val="1a1a1a"/>
+                <w:sz w:val="20"/>
+                <w:szCs w:val="20"/>
+                <w:rFonts w:ascii="Calibri" w:cs="Calibri" w:eastAsia="Calibri" w:hAnsi="Calibri"/>
+              </w:rPr>
+              <w:t xml:space="preserve">Robert Rosenberg</w:t>
+            </w:r>
+          </w:p>
+        </w:tc>
+        <w:tc>
+          <w:tcPr/>
+          <w:p>
+            <w:r>
+              <w:rPr>
+                <w:b w:val="false"/>
+                <w:bCs w:val="false"/>
+                <w:color w:val="1a1a1a"/>
+                <w:sz w:val="20"/>
+                <w:szCs w:val="20"/>
+                <w:rFonts w:ascii="Calibri" w:cs="Calibri" w:eastAsia="Calibri" w:hAnsi="Calibri"/>
+              </w:rPr>
+              <w:t xml:space="preserve">200,000</w:t>
+            </w:r>
+          </w:p>
+        </w:tc>
+        <w:tc>
+          <w:tcPr/>
+          <w:p>
+            <w:r>
+              <w:rPr>
+                <w:b w:val="false"/>
+                <w:bCs w:val="false"/>
+                <w:color w:val="1a1a1a"/>
+                <w:sz w:val="20"/>
+                <w:szCs w:val="20"/>
+                <w:rFonts w:ascii="Calibri" w:cs="Calibri" w:eastAsia="Calibri" w:hAnsi="Calibri"/>
+              </w:rPr>
+              <w:t xml:space="preserve">2.00%</w:t>
+            </w:r>
+          </w:p>
+        </w:tc>
+      </w:tr>
+      <w:tr>
+        <w:tc>
+          <w:tcPr/>
+          <w:p>
+            <w:r>
+              <w:rPr>
+                <w:b w:val="false"/>
+                <w:bCs w:val="false"/>
+                <w:color w:val="1a1a1a"/>
+                <w:sz w:val="20"/>
+                <w:szCs w:val="20"/>
+                <w:rFonts w:ascii="Calibri" w:cs="Calibri" w:eastAsia="Calibri" w:hAnsi="Calibri"/>
+              </w:rPr>
+              <w:t xml:space="preserve">Eric Altshuler</w:t>
+            </w:r>
+          </w:p>
+        </w:tc>
+        <w:tc>
+          <w:tcPr/>
+          <w:p>
+            <w:r>
+              <w:rPr>
+                <w:b w:val="false"/>
+                <w:bCs w:val="false"/>
+                <w:color w:val="1a1a1a"/>
+                <w:sz w:val="20"/>
+                <w:szCs w:val="20"/>
+                <w:rFonts w:ascii="Calibri" w:cs="Calibri" w:eastAsia="Calibri" w:hAnsi="Calibri"/>
+              </w:rPr>
+              <w:t xml:space="preserve">200,000</w:t>
+            </w:r>
+          </w:p>
+        </w:tc>
+        <w:tc>
+          <w:tcPr/>
+          <w:p>
+            <w:r>
+              <w:rPr>
+                <w:b w:val="false"/>
+                <w:bCs w:val="false"/>
+                <w:color w:val="1a1a1a"/>
+                <w:sz w:val="20"/>
+                <w:szCs w:val="20"/>
+                <w:rFonts w:ascii="Calibri" w:cs="Calibri" w:eastAsia="Calibri" w:hAnsi="Calibri"/>
+              </w:rPr>
+              <w:t xml:space="preserve">2.00%</w:t>
+            </w:r>
+          </w:p>
+        </w:tc>
+      </w:tr>
+      <w:tr>
+        <w:tc>
+          <w:tcPr/>
+          <w:p>
+            <w:r>
+              <w:rPr>
+                <w:b w:val="false"/>
+                <w:bCs w:val="false"/>
+                <w:color w:val="1a1a1a"/>
+                <w:sz w:val="20"/>
+                <w:szCs w:val="20"/>
+                <w:rFonts w:ascii="Calibri" w:cs="Calibri" w:eastAsia="Calibri" w:hAnsi="Calibri"/>
+              </w:rPr>
+              <w:t xml:space="preserve">TOTAL</w:t>
+            </w:r>
+          </w:p>
+        </w:tc>
+        <w:tc>
+          <w:tcPr/>
+          <w:p>
+            <w:r>
+              <w:rPr>
+                <w:b w:val="false"/>
+                <w:bCs w:val="false"/>
+                <w:color w:val="1a1a1a"/>
+                <w:sz w:val="20"/>
+                <w:szCs w:val="20"/>
+                <w:rFonts w:ascii="Calibri" w:cs="Calibri" w:eastAsia="Calibri" w:hAnsi="Calibri"/>
+              </w:rPr>
+              <w:t xml:space="preserve">10,000,000.00</w:t>
+            </w:r>
+          </w:p>
+        </w:tc>
+        <w:tc>
+          <w:tcPr/>
+          <w:p>
+            <w:r>
+              <w:rPr>
+                <w:b w:val="false"/>
+                <w:bCs w:val="false"/>
+                <w:color w:val="1a1a1a"/>
+                <w:sz w:val="20"/>
+                <w:szCs w:val="20"/>
+                <w:rFonts w:ascii="Calibri" w:cs="Calibri" w:eastAsia="Calibri" w:hAnsi="Calibri"/>
+              </w:rPr>
+              <w:t xml:space="preserve">100.00%</w:t>
+            </w:r>
+          </w:p>
+        </w:tc>
+      </w:tr>
+    </w:tbl>
+    <w:p>
+      <w:pPr>
+        <w:spacing w:after="80" w:before="0"/>
+      </w:pPr>
+      <w:r>
+        <w:rPr>
+          <w:b/>
+          <w:bCs/>
+          <w:color w:val="1a1a1a"/>
+          <w:sz w:val="22"/>
+          <w:szCs w:val="22"/>
+          <w:rFonts w:ascii="Calibri" w:cs="Calibri" w:eastAsia="Calibri" w:hAnsi="Calibri"/>
+        </w:rPr>
+        <w:t xml:space="preserve">Pending / Contingent — Not Yet Dilutive:</w:t>
+      </w:r>
+    </w:p>
+    <w:tbl>
+      <w:tblPr>
+        <w:tblW w:type="pct" w:w="100%"/>
+        <w:tblBorders>
+          <w:top w:val="single" w:color="auto" w:sz="4"/>
+          <w:left w:val="single" w:color="auto" w:sz="4"/>
+          <w:bottom w:val="single" w:color="auto" w:sz="4"/>
+          <w:right w:val="single" w:color="auto" w:sz="4"/>
+          <w:insideH w:val="single" w:color="auto" w:sz="4"/>
+          <w:insideV w:val="single" w:color="auto" w:sz="4"/>
+        </w:tblBorders>
+      </w:tblPr>
+      <w:tblGrid>
+        <w:gridCol w:w="110"/>
+        <w:gridCol w:w="110"/>
+        <w:gridCol w:w="90"/>
+        <w:gridCol w:w="200"/>
+      </w:tblGrid>
+      <w:tr>
+        <w:tc>
+          <w:tcPr>
+            <w:shd w:color="EEE6FF" w:val="solid"/>
+          </w:tcPr>
+          <w:p>
+            <w:r>
+              <w:rPr>
+                <w:b/>
+                <w:bCs/>
+                <w:color w:val="1a1a1a"/>
+                <w:sz w:val="20"/>
+                <w:szCs w:val="20"/>
+                <w:rFonts w:ascii="Calibri" w:cs="Calibri" w:eastAsia="Calibri" w:hAnsi="Calibri"/>
+              </w:rPr>
+              <w:t xml:space="preserve">Grantee</w:t>
+            </w:r>
+          </w:p>
+        </w:tc>
+        <w:tc>
+          <w:tcPr>
+            <w:shd w:color="EEE6FF" w:val="solid"/>
+          </w:tcPr>
+          <w:p>
+            <w:r>
+              <w:rPr>
+                <w:b/>
+                <w:bCs/>
+                <w:color w:val="1a1a1a"/>
+                <w:sz w:val="20"/>
+                <w:szCs w:val="20"/>
+                <w:rFonts w:ascii="Calibri" w:cs="Calibri" w:eastAsia="Calibri" w:hAnsi="Calibri"/>
+              </w:rPr>
+              <w:t xml:space="preserve">Grant</w:t>
+            </w:r>
+          </w:p>
+        </w:tc>
+        <w:tc>
+          <w:tcPr>
+            <w:shd w:color="EEE6FF" w:val="solid"/>
+          </w:tcPr>
+          <w:p>
+            <w:r>
+              <w:rPr>
+                <w:b/>
+                <w:bCs/>
+                <w:color w:val="1a1a1a"/>
+                <w:sz w:val="20"/>
+                <w:szCs w:val="20"/>
+                <w:rFonts w:ascii="Calibri" w:cs="Calibri" w:eastAsia="Calibri" w:hAnsi="Calibri"/>
+              </w:rPr>
+              <w:t xml:space="preserve">Shares if earned</w:t>
+            </w:r>
+          </w:p>
+        </w:tc>
+        <w:tc>
+          <w:tcPr>
+            <w:shd w:color="EEE6FF" w:val="solid"/>
+          </w:tcPr>
+          <w:p>
+            <w:r>
+              <w:rPr>
+                <w:b/>
+                <w:bCs/>
+                <w:color w:val="1a1a1a"/>
+                <w:sz w:val="20"/>
+                <w:szCs w:val="20"/>
+                <w:rFonts w:ascii="Calibri" w:cs="Calibri" w:eastAsia="Calibri" w:hAnsi="Calibri"/>
+              </w:rPr>
+              <w:t xml:space="preserve">Trigger</w:t>
+            </w:r>
+          </w:p>
+        </w:tc>
+      </w:tr>
+      <w:tr>
+        <w:tc>
+          <w:tcPr/>
+          <w:p>
+            <w:r>
+              <w:rPr>
+                <w:b w:val="false"/>
+                <w:bCs w:val="false"/>
+                <w:color w:val="1a1a1a"/>
+                <w:sz w:val="20"/>
+                <w:szCs w:val="20"/>
+                <w:rFonts w:ascii="Calibri" w:cs="Calibri" w:eastAsia="Calibri" w:hAnsi="Calibri"/>
+              </w:rPr>
+              <w:t xml:space="preserve">Mike Lee</w:t>
+            </w:r>
+          </w:p>
+        </w:tc>
+        <w:tc>
+          <w:tcPr/>
+          <w:p>
+            <w:r>
+              <w:rPr>
+                <w:b w:val="false"/>
+                <w:bCs w:val="false"/>
+                <w:color w:val="1a1a1a"/>
+                <w:sz w:val="20"/>
+                <w:szCs w:val="20"/>
+                <w:rFonts w:ascii="Calibri" w:cs="Calibri" w:eastAsia="Calibri" w:hAnsi="Calibri"/>
+              </w:rPr>
+              <w:t xml:space="preserve">2% (offered)</w:t>
+            </w:r>
+          </w:p>
+        </w:tc>
+        <w:tc>
+          <w:tcPr/>
+          <w:p>
+            <w:r>
+              <w:rPr>
+                <w:b w:val="false"/>
+                <w:bCs w:val="false"/>
+                <w:color w:val="1a1a1a"/>
+                <w:sz w:val="20"/>
+                <w:szCs w:val="20"/>
+                <w:rFonts w:ascii="Calibri" w:cs="Calibri" w:eastAsia="Calibri" w:hAnsi="Calibri"/>
+              </w:rPr>
+              <w:t xml:space="preserve">200,000</w:t>
+            </w:r>
+          </w:p>
+        </w:tc>
+        <w:tc>
+          <w:tcPr/>
+          <w:p>
+            <w:r>
+              <w:rPr>
+                <w:b w:val="false"/>
+                <w:bCs w:val="false"/>
+                <w:color w:val="1a1a1a"/>
+                <w:sz w:val="20"/>
+                <w:szCs w:val="20"/>
+                <w:rFonts w:ascii="Calibri" w:cs="Calibri" w:eastAsia="Calibri" w:hAnsi="Calibri"/>
+              </w:rPr>
+              <w:t xml:space="preserve">Attorneys Title / Henderson County escrow deal</w:t>
+            </w:r>
+          </w:p>
+        </w:tc>
+      </w:tr>
+      <w:tr>
+        <w:tc>
+          <w:tcPr/>
+          <w:p>
+            <w:r>
+              <w:rPr>
+                <w:b w:val="false"/>
+                <w:bCs w:val="false"/>
+                <w:color w:val="1a1a1a"/>
+                <w:sz w:val="20"/>
+                <w:szCs w:val="20"/>
+                <w:rFonts w:ascii="Calibri" w:cs="Calibri" w:eastAsia="Calibri" w:hAnsi="Calibri"/>
+              </w:rPr>
+              <w:t xml:space="preserve">Ruthie Clearwater</w:t>
+            </w:r>
+          </w:p>
+        </w:tc>
+        <w:tc>
+          <w:tcPr/>
+          <w:p>
+            <w:r>
+              <w:rPr>
+                <w:b w:val="false"/>
+                <w:bCs w:val="false"/>
+                <w:color w:val="1a1a1a"/>
+                <w:sz w:val="20"/>
+                <w:szCs w:val="20"/>
+                <w:rFonts w:ascii="Calibri" w:cs="Calibri" w:eastAsia="Calibri" w:hAnsi="Calibri"/>
+              </w:rPr>
+              <w:t xml:space="preserve">Up to 1% additional</w:t>
+            </w:r>
+          </w:p>
+        </w:tc>
+        <w:tc>
+          <w:tcPr/>
+          <w:p>
+            <w:r>
+              <w:rPr>
+                <w:b w:val="false"/>
+                <w:bCs w:val="false"/>
+                <w:color w:val="1a1a1a"/>
+                <w:sz w:val="20"/>
+                <w:szCs w:val="20"/>
+                <w:rFonts w:ascii="Calibri" w:cs="Calibri" w:eastAsia="Calibri" w:hAnsi="Calibri"/>
+              </w:rPr>
+              <w:t xml:space="preserve">100,000</w:t>
+            </w:r>
+          </w:p>
+        </w:tc>
+        <w:tc>
+          <w:tcPr/>
+          <w:p>
+            <w:r>
+              <w:rPr>
+                <w:b w:val="false"/>
+                <w:bCs w:val="false"/>
+                <w:color w:val="1a1a1a"/>
+                <w:sz w:val="20"/>
+                <w:szCs w:val="20"/>
+                <w:rFonts w:ascii="Calibri" w:cs="Calibri" w:eastAsia="Calibri" w:hAnsi="Calibri"/>
+              </w:rPr>
+              <w:t xml:space="preserve">Performance-based, milestones TBD</w:t>
+            </w:r>
+          </w:p>
+        </w:tc>
+      </w:tr>
+      <w:tr>
+        <w:tc>
+          <w:tcPr/>
+          <w:p>
+            <w:r>
+              <w:rPr>
+                <w:b w:val="false"/>
+                <w:bCs w:val="false"/>
+                <w:color w:val="1a1a1a"/>
+                <w:sz w:val="20"/>
+                <w:szCs w:val="20"/>
+                <w:rFonts w:ascii="Calibri" w:cs="Calibri" w:eastAsia="Calibri" w:hAnsi="Calibri"/>
+              </w:rPr>
+              <w:t xml:space="preserve">Kent Redwine</w:t>
+            </w:r>
+          </w:p>
+        </w:tc>
+        <w:tc>
+          <w:tcPr/>
+          <w:p>
+            <w:r>
+              <w:rPr>
+                <w:b w:val="false"/>
+                <w:bCs w:val="false"/>
+                <w:color w:val="1a1a1a"/>
+                <w:sz w:val="20"/>
+                <w:szCs w:val="20"/>
+                <w:rFonts w:ascii="Calibri" w:cs="Calibri" w:eastAsia="Calibri" w:hAnsi="Calibri"/>
+              </w:rPr>
+              <w:t xml:space="preserve">Up to 10% additional</w:t>
+            </w:r>
+          </w:p>
+        </w:tc>
+        <w:tc>
+          <w:tcPr/>
+          <w:p>
+            <w:r>
+              <w:rPr>
+                <w:b w:val="false"/>
+                <w:bCs w:val="false"/>
+                <w:color w:val="1a1a1a"/>
+                <w:sz w:val="20"/>
+                <w:szCs w:val="20"/>
+                <w:rFonts w:ascii="Calibri" w:cs="Calibri" w:eastAsia="Calibri" w:hAnsi="Calibri"/>
+              </w:rPr>
+              <w:t xml:space="preserve">1,000,000</w:t>
+            </w:r>
+          </w:p>
+        </w:tc>
+        <w:tc>
+          <w:tcPr/>
+          <w:p>
+            <w:r>
+              <w:rPr>
+                <w:b w:val="false"/>
+                <w:bCs w:val="false"/>
+                <w:color w:val="1a1a1a"/>
+                <w:sz w:val="20"/>
+                <w:szCs w:val="20"/>
+                <w:rFonts w:ascii="Calibri" w:cs="Calibri" w:eastAsia="Calibri" w:hAnsi="Calibri"/>
+              </w:rPr>
+              <w:t xml:space="preserve">Seed round achieved AND ($5M+ raised beyond seed OR acquisition), within 5 years</w:t>
+            </w:r>
+          </w:p>
+        </w:tc>
+      </w:tr>
+    </w:tbl>
+    <w:p>
+      <w:pPr>
+        <w:spacing w:after="200" w:before="0"/>
+      </w:pPr>
+      <w:r>
+        <w:rPr>
+          <w:b w:val="false"/>
+          <w:bCs w:val="false"/>
+          <w:i w:val="false"/>
+          <w:iCs w:val="false"/>
+          <w:color w:val="1a1a1a"/>
+          <w:sz w:val="22"/>
+          <w:szCs w:val="22"/>
+          <w:rFonts w:ascii="Calibri" w:cs="Calibri" w:eastAsia="Calibri" w:hAnsi="Calibri"/>
+        </w:rPr>
+        <w:t xml:space="preserve">Reconciling this against the round's earlier “~30% equity pool” simplification: Sean's Option &amp; Warrant Pool (16.20%) plus earned allocations to date across Kent Redwine and the six 2% advisor grants (7.00% + 12.00% = 19.00%) totals 35.20% — the real, accurate figure for what the simplified post-round table below calls “Equity pool — advisors + future hires + creator-path,” not a flat 30%.</w:t>
+      </w:r>
+    </w:p>
+    <w:p>
+      <w:pPr>
+        <w:pStyle w:val="Heading2"/>
+        <w:spacing w:before="320" w:after="140"/>
+      </w:pPr>
+      <w:r>
+        <w:rPr>
+          <w:b/>
+          <w:bCs/>
+          <w:color w:val="7c3aed"/>
+          <w:sz w:val="26"/>
+          <w:szCs w:val="26"/>
+          <w:rFonts w:ascii="Calibri" w:cs="Calibri" w:eastAsia="Calibri" w:hAnsi="Calibri"/>
+        </w:rPr>
+        <w:t xml:space="preserve">6.2 Cap table (illustrative post-round)</w:t>
       </w:r>
     </w:p>
     <w:p>
@@ -4123,6 +5143,24 @@
     </w:tbl>
     <w:p>
       <w:pPr>
+        <w:spacing w:after="200" w:before="0"/>
+      </w:pPr>
+      <w:r>
+        <w:rPr>
+          <w:b w:val="false"/>
+          <w:bCs w:val="false"/>
+          <w:i w:val="false"/>
+          <w:iCs w:val="false"/>
+          <w:color w:val="1a1a1a"/>
+          <w:sz w:val="22"/>
+          <w:szCs w:val="22"/>
+          <w:rFonts w:ascii="Calibri" w:cs="Calibri" w:eastAsia="Calibri" w:hAnsi="Calibri"/>
+        </w:rPr>
+        <w:t xml:space="preserve">This post-round table is modeled against the pre-existing simplified founder/cofounder/pool structure, not recalculated against the real current cap table in Part VI.1 above. Treat the “Equity pool — advisors + future hires + creator-path” line (30.0%) as illustrative and superseded by the real 35.20% figure (Sean’s Option &amp; Warrant Pool plus earned advisor allocations to date) until a full post-round dilution recalculation is done against the real base.</w:t>
+      </w:r>
+    </w:p>
+    <w:p>
+      <w:pPr>
         <w:pStyle w:val="Heading2"/>
         <w:spacing w:before="320" w:after="140"/>
       </w:pPr>
@@ -4135,7 +5173,7 @@
           <w:szCs w:val="26"/>
           <w:rFonts w:ascii="Calibri" w:cs="Calibri" w:eastAsia="Calibri" w:hAnsi="Calibri"/>
         </w:rPr>
-        <w:t xml:space="preserve">6.2 Pre-formation creditor warrants — flagged for reconciliation</w:t>
+        <w:t xml:space="preserve">6.3 Pre-formation creditor warrants — flagged for reconciliation</w:t>
       </w:r>
     </w:p>
     <w:p>
@@ -6333,7 +7371,7 @@
                 <w:szCs w:val="20"/>
                 <w:rFonts w:ascii="Calibri" w:cs="Calibri" w:eastAsia="Calibri" w:hAnsi="Calibri"/>
               </w:rPr>
-              <w:t xml:space="preserve">Series A trigger ($150K MRR)</w:t>
+              <w:t xml:space="preserve">Series A trigger</w:t>
             </w:r>
           </w:p>
         </w:tc>
@@ -6834,7 +7872,7 @@
           <w:szCs w:val="22"/>
           <w:rFonts w:ascii="Calibri" w:cs="Calibri" w:eastAsia="Calibri" w:hAnsi="Calibri"/>
         </w:rPr>
-        <w:t xml:space="preserve">Rolling YC-style SAFE. Minimum viable close: $500K. Base target: $2M. Open to strategic capital up to $5M+. Sole-manager governance through the Series A trigger ($150K MRR).</w:t>
+        <w:t xml:space="preserve">Rolling YC-style SAFE. Minimum viable close: $500K. Base target: $2M. Open to strategic capital up to $5M+. Sole-manager governance through the Series A trigger.</w:t>
       </w:r>
     </w:p>
     <w:p>
@@ -7052,7 +8090,7 @@
           <w:szCs w:val="22"/>
           <w:rFonts w:ascii="Calibri" w:cs="Calibri" w:eastAsia="Calibri" w:hAnsi="Calibri"/>
         </w:rPr>
-        <w:t xml:space="preserve">5. The "$150K MRR" Series A trigger (Parts V.3, VI, VII.4, IX) and the "30% equity pool" (Part VI.1) were both previously removed from the investor deck in an earlier round specifically because they could not be verified. They appear here as settled fact with no flag. Confirm whether these are current, intentional targets Sean/Kent have actually set (in which case they are real internal facts, not third-party claims, and should be restored to the deck too) or stale/inherited placeholders that need updating — do not treat their presence here as confirmation either way.</w:t>
+        <w:t xml:space="preserve">5. Resolved by Sean directly: the "$150K MRR" Series A trigger figure was never intended and has been removed throughout (Parts V.3, VI, VII.4, IX now reference the Series A round generically, with no specific MRR figure). The real current capitalization table (Part VI.1) now replaces the old "~30% equity pool" simplification with Sean’s actual, precise cap table as of Jul 28, 2026.</w:t>
       </w:r>
     </w:p>
     <w:sectPr>
